--- a/TDUDL/修改说明.docx
+++ b/TDUDL/修改说明.docx
@@ -13,7 +13,20 @@
           <w:rFonts w:hint="eastAsia"/>
           <w:highlight w:val="yellow"/>
         </w:rPr>
-        <w:t>自己看的</w:t>
+        <w:t>一</w:t>
+      </w:r>
+    </w:p>
+    <w:p>
+      <w:pPr>
+        <w:rPr>
+          <w:rFonts w:hint="eastAsia"/>
+        </w:rPr>
+      </w:pPr>
+      <w:r>
+        <w:rPr>
+          <w:rFonts w:hint="eastAsia"/>
+        </w:rPr>
+        <w:t>2.28</w:t>
       </w:r>
     </w:p>
     <w:p>
@@ -265,6 +278,11 @@
       </w:r>
     </w:p>
     <w:p>
+      <w:pPr>
+        <w:rPr>
+          <w:rFonts w:hint="eastAsia"/>
+        </w:rPr>
+      </w:pPr>
       <w:r>
         <w:rPr>
           <w:rFonts w:hint="eastAsia"/>
@@ -272,14 +290,179 @@
         <w:t>10.test.现在的就是最新的</w:t>
       </w:r>
     </w:p>
-    <w:p/>
     <w:p>
+      <w:pPr>
+        <w:rPr>
+          <w:rFonts w:hint="eastAsia"/>
+        </w:rPr>
+      </w:pPr>
+    </w:p>
+    <w:p>
+      <w:pPr>
+        <w:rPr>
+          <w:rFonts w:hint="eastAsia"/>
+        </w:rPr>
+      </w:pPr>
+    </w:p>
+    <w:p>
+      <w:pPr>
+        <w:rPr>
+          <w:rFonts w:hint="eastAsia"/>
+        </w:rPr>
+      </w:pPr>
+    </w:p>
+    <w:p>
+      <w:pPr>
+        <w:rPr>
+          <w:rFonts w:hint="eastAsia"/>
+        </w:rPr>
+      </w:pPr>
       <w:r>
         <w:rPr>
           <w:rFonts w:hint="eastAsia"/>
+        </w:rPr>
+        <w:t>3.9</w:t>
+      </w:r>
+    </w:p>
+    <w:p>
+      <w:pPr>
+        <w:rPr>
+          <w:rFonts w:hint="eastAsia"/>
+        </w:rPr>
+      </w:pPr>
+      <w:r>
+        <w:rPr>
+          <w:rFonts w:hint="eastAsia"/>
+        </w:rPr>
+        <w:t>1.train。test。admm</w:t>
+      </w:r>
+      <w:r>
+        <w:rPr>
+          <w:rFonts w:hint="eastAsia"/>
+        </w:rPr>
+        <w:t>。图像处理valid和test一致。大图</w:t>
+      </w:r>
+    </w:p>
+    <w:p>
+      <w:pPr>
+        <w:rPr>
+          <w:rFonts w:hint="eastAsia"/>
+        </w:rPr>
+      </w:pPr>
+      <w:r>
+        <w:rPr>
+          <w:rFonts w:hint="eastAsia"/>
+        </w:rPr>
+        <w:t>2.denoise-net  Di维度修改</w:t>
+      </w:r>
+    </w:p>
+    <w:p>
+      <w:pPr>
+        <w:rPr>
+          <w:rFonts w:hint="eastAsia"/>
+        </w:rPr>
+      </w:pPr>
+    </w:p>
+    <w:p>
+      <w:pPr>
+        <w:rPr>
+          <w:rFonts w:hint="eastAsia"/>
+        </w:rPr>
+      </w:pPr>
+    </w:p>
+    <w:p>
+      <w:pPr>
+        <w:rPr>
+          <w:rFonts w:hint="eastAsia"/>
+        </w:rPr>
+      </w:pPr>
+      <w:r>
+        <w:rPr>
+          <w:rFonts w:hint="eastAsia"/>
+        </w:rPr>
+        <w:t>1：验证ok，测试很差，验证变测试，不行。图像处理不同</w:t>
+      </w:r>
+    </w:p>
+    <w:p>
+      <w:pPr>
+        <w:rPr>
+          <w:rFonts w:hint="eastAsia"/>
+        </w:rPr>
+      </w:pPr>
+      <w:r>
+        <w:rPr>
+          <w:rFonts w:hint="eastAsia"/>
+        </w:rPr>
+        <w:t>2：训练变成整图处理，不行。训练验证ids出问题了，只有0，test,valid处理不太一样</w:t>
+      </w:r>
+    </w:p>
+    <w:p>
+      <w:pPr>
+        <w:rPr>
+          <w:rFonts w:hint="eastAsia"/>
+        </w:rPr>
+      </w:pPr>
+      <w:r>
+        <w:rPr>
+          <w:rFonts w:hint="eastAsia"/>
+        </w:rPr>
+        <w:t>3：</w:t>
+      </w:r>
+    </w:p>
+    <w:p>
+      <w:pPr>
+        <w:rPr>
+          <w:rFonts w:hint="eastAsia"/>
+        </w:rPr>
+      </w:pPr>
+    </w:p>
+    <w:p>
+      <w:pPr>
+        <w:rPr>
+          <w:rFonts w:hint="eastAsia"/>
+        </w:rPr>
+      </w:pPr>
+    </w:p>
+    <w:p>
+      <w:pPr>
+        <w:rPr>
+          <w:rFonts w:hint="eastAsia"/>
+        </w:rPr>
+      </w:pPr>
+    </w:p>
+    <w:p>
+      <w:pPr>
+        <w:rPr>
+          <w:rFonts w:hint="eastAsia"/>
+        </w:rPr>
+      </w:pPr>
+    </w:p>
+    <w:p>
+      <w:pPr>
+        <w:rPr>
+          <w:rFonts w:hint="eastAsia"/>
+        </w:rPr>
+      </w:pPr>
+    </w:p>
+    <w:p>
+      <w:pPr>
+        <w:rPr>
+          <w:rFonts w:hint="eastAsia"/>
+        </w:rPr>
+      </w:pPr>
+      <w:r>
+        <w:rPr>
+          <w:rFonts w:hint="eastAsia"/>
           <w:highlight w:val="yellow"/>
         </w:rPr>
-        <w:t>师兄：</w:t>
+        <w:t>二</w:t>
+      </w:r>
+      <w:r>
+        <w:rPr>
+          <w:rFonts w:hint="eastAsia"/>
+          <w:highlight w:val="yellow"/>
+        </w:rPr>
+        <w:t>：</w:t>
       </w:r>
     </w:p>
     <w:p>
@@ -289,6 +472,9 @@
           <w:ilvl w:val="0"/>
           <w:numId w:val="1"/>
         </w:numPr>
+        <w:rPr>
+          <w:rFonts w:hint="eastAsia"/>
+        </w:rPr>
       </w:pPr>
       <w:r>
         <w:rPr>
@@ -301,6 +487,9 @@
       <w:pPr>
         <w:pStyle w:val="a9"/>
         <w:ind w:left="360"/>
+        <w:rPr>
+          <w:rFonts w:hint="eastAsia"/>
+        </w:rPr>
       </w:pPr>
       <w:r>
         <w:rPr>
@@ -316,6 +505,9 @@
           <w:ilvl w:val="0"/>
           <w:numId w:val="1"/>
         </w:numPr>
+        <w:rPr>
+          <w:rFonts w:hint="eastAsia"/>
+        </w:rPr>
       </w:pPr>
       <w:r>
         <w:rPr>
@@ -334,6 +526,9 @@
       <w:pPr>
         <w:pStyle w:val="a9"/>
         <w:ind w:left="360"/>
+        <w:rPr>
+          <w:rFonts w:hint="eastAsia"/>
+        </w:rPr>
       </w:pPr>
       <w:r>
         <w:rPr>
@@ -357,13 +552,7 @@
         <w:rPr>
           <w:rFonts w:hint="eastAsia"/>
         </w:rPr>
-        <w:t xml:space="preserve">utils image </w:t>
-      </w:r>
-      <w:r>
-        <w:rPr>
-          <w:rFonts w:hint="eastAsia"/>
-        </w:rPr>
-        <w:t>版本参数问题</w:t>
+        <w:t>utils image 版本参数问题</w:t>
       </w:r>
     </w:p>
     <w:p>
@@ -399,18 +588,15 @@
           <w:ilvl w:val="0"/>
           <w:numId w:val="1"/>
         </w:numPr>
+        <w:rPr>
+          <w:rFonts w:hint="eastAsia"/>
+        </w:rPr>
       </w:pPr>
       <w:r>
         <w:rPr>
           <w:rFonts w:hint="eastAsia"/>
         </w:rPr>
-        <w:t>denoise</w:t>
-      </w:r>
-      <w:r>
-        <w:rPr>
-          <w:rFonts w:hint="eastAsia"/>
-        </w:rPr>
-        <w:t>添加特异性字典，</w:t>
+        <w:t>denoise添加特异性字典，</w:t>
       </w:r>
       <w:r>
         <w:rPr>
@@ -432,18 +618,15 @@
           <w:ilvl w:val="0"/>
           <w:numId w:val="1"/>
         </w:numPr>
+        <w:rPr>
+          <w:rFonts w:hint="eastAsia"/>
+        </w:rPr>
       </w:pPr>
       <w:r>
         <w:rPr>
           <w:rFonts w:hint="eastAsia"/>
         </w:rPr>
-        <w:t>restormer</w:t>
-      </w:r>
-      <w:r>
-        <w:rPr>
-          <w:rFonts w:hint="eastAsia"/>
-        </w:rPr>
-        <w:t>维度修改</w:t>
+        <w:t>restormer维度修改</w:t>
       </w:r>
     </w:p>
     <w:p>
@@ -453,6 +636,9 @@
           <w:ilvl w:val="0"/>
           <w:numId w:val="1"/>
         </w:numPr>
+        <w:rPr>
+          <w:rFonts w:hint="eastAsia"/>
+        </w:rPr>
       </w:pPr>
       <w:r>
         <w:t>dataset_admm_denose</w:t>
@@ -928,6 +1114,7 @@
           <w:rPr>
             <w:rFonts w:ascii="Cambria Math" w:hAnsi="Cambria Math" w:hint="eastAsia"/>
           </w:rPr>
+          <w:lastRenderedPageBreak/>
           <m:t>arg</m:t>
         </m:r>
         <m:r>
